--- a/חוות-דעת-חותם/תוצר/חוות-דעת-חותם.docx
+++ b/חוות-דעת-חותם/תוצר/חוות-דעת-חותם.docx
@@ -25,7 +25,7 @@
         <w:rPr>
           <w:rtl w:val="1"/>
         </w:rPr>
-        <w:t>העמדת מערכת הסליקה של עמותת חותם והנפקת קבלות בשמה עבור קמפיין גיוס המנוהל בידי גורם חיצוני</w:t>
+        <w:t>העמדת מערכת הסליקה של עמותת חותם והנפקת קבלות מזכות בשמה עבור קמפיין גיוס של גורם חיצוני שאין לו אישור לפי סעיף 46</w:t>
       </w:r>
     </w:p>
     <w:p>
@@ -85,7 +85,7 @@
         <w:rPr>
           <w:rtl w:val="1"/>
         </w:rPr>
-        <w:t xml:space="preserve"> טיוטת עבודה. חוות הדעת נשענת על התשתית העובדתית כפי שנמסרה בעל פה, וכפופה לאימות שתי עובדות מכריעות המסומנות בגוף המסמך.</w:t>
+        <w:t xml:space="preserve"> חוות דעת, על יסוד העובדות שאושרו על ידי המזמין. שכבת סעיף 46 אומתה מול מקור ראשוני (מסמך הלשכה המשפטית של הכנסת). מספרי הסעיפים המדויקים בהנחיות רשם העמותות וסקירת פסיקה נוספת יוקשחו בעת שהמקורות החסומים ייפתחו, ואינם משנים את המסקנה.</w:t>
       </w:r>
     </w:p>
     <w:p>
@@ -98,7 +98,7 @@
         <w:rPr>
           <w:rtl w:val="1"/>
         </w:rPr>
-        <w:t>א. מהות הפנייה והתשתית העובדתית</w:t>
+        <w:t>א. התשתית העובדתית</w:t>
       </w:r>
     </w:p>
     <w:p>
@@ -110,7 +110,7 @@
         <w:rPr>
           <w:rtl w:val="1"/>
         </w:rPr>
-        <w:t>הובאה לפנינו התכנית הבאה, כפי שתוארה: גורם חיצוני לעמותה (להלן "המגייס") מבקש להריץ קמפיין גיוס תרומות בפלטפורמת גיוס מסחרית, מתוך חשבונו האישי באותה פלטפורמה. המגייס מנהל את הקמפיין, קובע את תוכנו ונושא באחריות לו, ולפי המתואר תוכן הקמפיין מתיישב עם מסריה ומטרותיה של העמותה.</w:t>
+        <w:t>1. לעמותת חותם יש אישור כמוסד ציבורי לפי סעיף 46 לפקודת מס הכנסה, ובכוחה להנפיק לתורמים קבלות המזכות בזיכוי ממס.</w:t>
       </w:r>
     </w:p>
     <w:p>
@@ -122,7 +122,57 @@
         <w:rPr>
           <w:rtl w:val="1"/>
         </w:rPr>
-        <w:t>מקום מגעה של העמותה בתכנית הוא כפול. ראשית, העמותה מעמידה לרשות הקמפיין את מערכת הסליקה שלה, בעיקר משום שזו כוללת אמצעי תשלום בביט שאינו זמין למגייס. שנית, וזה העיקר מבחינה משפטית, הקבלות הנמסרות לתורמים הן קבלות של עמותת חותם, המונפקות על ידי המערכת דרך מזכירות העמותה, וכל נתוני התורמים מצויים בידי העמותה.</w:t>
+        <w:t>2. גורם חיצוני (להלן "המגייס") מבקש להריץ קמפיין גיוס תרומות בפלטפורמת גיוס מסחרית, מתוך חשבונו באותה פלטפורמה, כשהוא מנהל את הקמפיין ונושא באחריות לו.</w:t>
+      </w:r>
+    </w:p>
+    <w:p>
+      <w:pPr>
+        <w:bidi w:val="1"/>
+        <w:jc w:val="both"/>
+      </w:pPr>
+      <w:r>
+        <w:rPr>
+          <w:rtl w:val="1"/>
+        </w:rPr>
+        <w:t xml:space="preserve">3. למגייס יש עמותה משלו, אך לעמותה זו </w:t>
+      </w:r>
+      <w:r>
+        <w:rPr>
+          <w:b/>
+          <w:bCs w:val="1"/>
+          <w:rtl w:val="1"/>
+        </w:rPr>
+        <w:t>אין</w:t>
+      </w:r>
+      <w:r>
+        <w:rPr>
+          <w:rtl w:val="1"/>
+        </w:rPr>
+        <w:t xml:space="preserve"> אישור לפי סעיף 46, ולכן היא אינה יכולה להנפיק קבלות מזכות לתורמיו.</w:t>
+      </w:r>
+    </w:p>
+    <w:p>
+      <w:pPr>
+        <w:bidi w:val="1"/>
+        <w:jc w:val="both"/>
+      </w:pPr>
+      <w:r>
+        <w:rPr>
+          <w:rtl w:val="1"/>
+        </w:rPr>
+        <w:t>4. זו, לפי דברי המזמין, הסיבה שהמגייס מבקש שהגיוס יעבור דרך חותם: כדי שתורמיו יקבלו קבלה מזכה בזכות אישור סעיף 46 של חותם, אישור שלעמותת המגייס אין.</w:t>
+      </w:r>
+    </w:p>
+    <w:p>
+      <w:pPr>
+        <w:bidi w:val="1"/>
+        <w:jc w:val="both"/>
+      </w:pPr>
+      <w:r>
+        <w:rPr>
+          <w:rtl w:val="1"/>
+        </w:rPr>
+        <w:t>5. בפועל חותם מעמידה את מערכת הסליקה שלה (הכוללת אמצעי תשלום בביט שאין למגייס), והקבלות הנמסרות לתורמים הן קבלות של חותם, המונפקות דרך מזכירותה.</w:t>
       </w:r>
     </w:p>
     <w:p>
@@ -147,7 +197,7 @@
         <w:rPr>
           <w:rtl w:val="1"/>
         </w:rPr>
-        <w:t>האם רשאית העמותה להעמיד את מערכת הסליקה שלה, ובעיקר להנפיק קבלות בשמה, עבור קמפיין גיוס שאותו מגדיר הגורם החיצוני כקמפיין שלו, ואשר הוא מנהל ואחראי לו במלואו. השאלה איננה טכנית. היא נוגעת ללב תכליתה של העמותה, לשליטתה בכספים שהיא מגייסת, ולנכונות המצג שהקבלה מוסרת לתורם.</w:t>
+        <w:t>האם רשאית עמותת חותם, שבידה אישור לפי סעיף 46, להנפיק קבלות מזכות בשמה ולהעמיד את מערכת הסליקה שלה, עבור קמפיין גיוס של גורם חיצוני שעמותתו נטולת אישור לפי סעיף 46, כאשר המטרה המוצהרת של המבנה היא לזכות את התורמים בהטבת מס שהמגייס אינו יכול להעניק בעצמו.</w:t>
       </w:r>
     </w:p>
     <w:p>
@@ -172,7 +222,7 @@
         <w:rPr>
           <w:rtl w:val="1"/>
         </w:rPr>
-        <w:t>עמותה מחויבת לפעול אך ורק לקידום מטרותיה הרשומות, וכספיה נועדו למטרות אלה בלבד. חובה זו נגזרת מחוק העמותות ומהנחיות רשם העמותות שברשות התאגידים.[1]</w:t>
+        <w:t>עמותה מחויבת לפעול לקידום מטרותיה הרשומות בלבד, וכספיה ונכסיה נועדו למטרותיה בלבד. הנחיות רשם העמותות מתירות העברת כספים או שירות לגוף אחר רק בתנאים מצטברים, ובהם שהפעולה תואמת את מטרות העמותה, שהגוף הנהנה הוא מוסד ללא כוונת רווח בעל מטרה דומה ואישור ניהול תקין, שהתורמים מודעים לכך, ושהעמותה מפקחת בפועל על השימוש בכספים. עמותה אינה רשאית לשמש "צינור" בלבד.[1][2]</w:t>
       </w:r>
     </w:p>
     <w:p>
@@ -184,7 +234,21 @@
         <w:rPr>
           <w:rtl w:val="1"/>
         </w:rPr>
-        <w:t>רשם העמותות התווה במפורש את גבולות "העברת כספים לגוף אחר", ובכך גם את קו הגבול של מה שמכונה "עמותת צינור". העברת כספים או שירות לגורם אחר מותרת רק בהתקיים תנאים מצטברים, ובהם: שהפעולה תואמת את מטרות העמותה; שהגורם הנהנה הוא מוסד ללא כוונת רווח הפועל למטרה דומה ובעל אישור ניהול תקין; שהתורמים מודעים לכך; ושהעמותה מפקחת בפועל על השימוש בכספים ומוודאת שהם משמשים לייעודם.[2] מכאן, שהעברת כספים או הנפקת קבלות עבור פעילות של גורם חיצוני שאיננה בשליטת העמותה ואיננה משרתת את מטרותיה, אסורה.</w:t>
+        <w:t xml:space="preserve">בצד המס, סעיף 46 לפקודת מס הכנסה מקנה לתורם זיכוי בגין תרומה למוסד ציבורי מוכר. אישור המוסד מותנה בעמידה בהגדרת "מוסד ציבורי" שבסעיף 9(2), ובכללה שהכנסות המוסד ונכסיו משמשים להשגת מטרתו הציבורית בלבד. כתב ההתחייבות שעליו חותם מוסד מוכר אוסר במפורש לחלק כספים או להעביר נכסים אלא למטרותיו הציבוריות, ובכלל זה </w:t>
+      </w:r>
+      <w:r>
+        <w:rPr>
+          <w:b/>
+          <w:bCs w:val="1"/>
+          <w:rtl w:val="1"/>
+        </w:rPr>
+        <w:t>לא לתקצב או לתרום לתאגידים שאינם מוסדות ציבור</w:t>
+      </w:r>
+      <w:r>
+        <w:rPr>
+          <w:rtl w:val="1"/>
+        </w:rPr>
+        <w:t>.[3]</w:t>
       </w:r>
     </w:p>
     <w:p>
@@ -196,7 +260,7 @@
         <w:rPr>
           <w:rtl w:val="1"/>
         </w:rPr>
-        <w:t>בצד המס, סעיף 46 לפקודת מס הכנסה מקנה לתורם זיכוי במס בגין תרומתו למוסד ציבורי מוכר. ההכרה מותנית בעמידה בהגדרת "מוסד ציבורי" שבסעיף 9(2), טעונה פנייה יזומה ואישור ועדת הכספים של הכנסת, ומגבילה במפורש מוסד בעל אישור לפי סעיף 46 להעברת כספים אך ורק לגוף שגם לו אישור כאמור. עוד נקבע כי אין להנפיק קבלת תרומה בגין תקבול שניתנה בעדו תמורה, וכי על כל קבלה תודפס המילה "תרומה", ובמוסד מוכר אף הנוסח המחייב שלפיו למוסד אישור מס הכנסה לעניין תרומות לפי סעיף 46.[3]</w:t>
+        <w:t>מכאן נגזרת מגבלה חדה: העברת כספים ממוסד בעל אישור לפי סעיף 46 מותרת אך ורק לגוף שגם בידו אישור כזה. כאשר רק לחלק מהגורמים יש אישור לפי סעיף 46, נוצר מצב שבו תורם מקבל הטבת מס בגין תרומה שבפועל מיועדת לגוף שאין לו אישור, וזו התחמקות ממס.</w:t>
       </w:r>
     </w:p>
     <w:p>
@@ -209,7 +273,7 @@
         <w:rPr>
           <w:rtl w:val="1"/>
         </w:rPr>
-        <w:t>ד. ניתוח: היכן עובר הקו</w:t>
+        <w:t>ד. ניתוח: המבנה המבוקש הוא עמותת צינור אסורה</w:t>
       </w:r>
     </w:p>
     <w:p>
@@ -221,7 +285,7 @@
         <w:rPr>
           <w:rtl w:val="1"/>
         </w:rPr>
-        <w:t>הכשרות של ההסדר איננה נחתכת לפי הכינוי שנותנים לו הצדדים, אלא לפי מהותו הכלכלית והמשפטית. שאלת המפתח אחת היא: של מי הקמפיין באמת. אם התרומות נכנסות לחשבון העמותה, נשארות בשליטתה המלאה ומשמשות את מטרותיה שלה, כי אז מדובר בגיוס של העמותה עצמה, שהמגייס משמש בו כנותן שירות מטעמה, וזהו מבנה כשר. אם לעומת זאת הכספים מיועדים בפועל לפעילותו של המגייס, והעמותה משמשת אך צינור המשאיל את שמו, את מערכת הסליקה שלו ואת פנקס הקבלות שלו, כי אז מדובר במבנה אסור.</w:t>
+        <w:t>הכשרות של ההסדר נבחנת לפי מהותו, לא לפי כינויו. במקרה שלפנינו המהות שקופה, ואף הוצהרה: הכסף נאסף עבור פעילותו של המגייס, שעמותתו נטולת אישור לפי סעיף 46, ואילו חותם מעמידה את שמה, את מערכת הסליקה שלה ואת פנקס הקבלות המזכות שלה. זהו הטיפוס המובהק של "עמותת צינור" האסורה, ובנסיבות שלפנינו הוא חמור במיוחד, משום שהמניע המוצהר הוא עצמו הפגם.</w:t>
       </w:r>
     </w:p>
     <w:p>
@@ -233,7 +297,7 @@
         <w:rPr>
           <w:rtl w:val="1"/>
         </w:rPr>
-        <w:t>הניסוח שנמסר, שלפיו "הקמפיין איננו של העמותה" ו"הכול הוא", מצביע דווקא על הסיכון. אם תיאור זה משקף את המציאות המשפטית, ולא רק את חלוקת העבודה בפועל, ההסדר חוצה את הקו האסור. הנפקת קבלה בשם העמותה מגלמת מצג שלפיו הכסף הוא הכנסת העמותה, המשמשת את מטרותיה. מצג שאיננו אמת פוגם בניהול התקין, ואף עלול להיחשב מסמך שאינו משקף תרומת אמת.</w:t>
+        <w:t>ראשית, המבנה מפר את המגבלה שמוסד בעל אישור לפי סעיף 46 מעביר כספים רק לגוף בעל אישור כזה. עמותת המגייס נטולת אישור, ולכן ניתוב התרומות אליה אסור.</w:t>
       </w:r>
     </w:p>
     <w:p>
@@ -245,47 +309,7 @@
         <w:rPr>
           <w:rtl w:val="1"/>
         </w:rPr>
-        <w:t>שני נתונים יכריעו את התמונה, ושניהם טרם אומתו:</w:t>
-      </w:r>
-    </w:p>
-    <w:p>
-      <w:pPr>
-        <w:bidi w:val="1"/>
-        <w:jc w:val="both"/>
-      </w:pPr>
-      <w:r>
-        <w:rPr>
-          <w:b/>
-          <w:bCs w:val="1"/>
-          <w:rtl w:val="1"/>
-        </w:rPr>
-        <w:t>ראשית, מעמד המס של העמותה.</w:t>
-      </w:r>
-      <w:r>
-        <w:rPr>
-          <w:rtl w:val="1"/>
-        </w:rPr>
-        <w:t xml:space="preserve"> אם לחותם אישור לפי סעיף 46, הרגישות עולה מדרגה. משעה שהמגייס הוא אדם פרטי שאין לו אישור כזה, כל ניתוב של כספים אליו אסור באיסור מפורש, והנפקת קבלה מזכה בגין תרומה שאיננה באמת של העמותה ולמטרותיה חושפת את העמותה ואת נושאי משרתה לשלילת האישור ואף לחשיפה פלילית. גם ללא אישור לפי סעיף 46, הנפקת קבלה בשם העמותה עודנה מצג בדבר ייעוד הכספים, וכפופה לכללי הניהול התקין.</w:t>
-      </w:r>
-    </w:p>
-    <w:p>
-      <w:pPr>
-        <w:bidi w:val="1"/>
-        <w:jc w:val="both"/>
-      </w:pPr>
-      <w:r>
-        <w:rPr>
-          <w:b/>
-          <w:bCs w:val="1"/>
-          <w:rtl w:val="1"/>
-        </w:rPr>
-        <w:t>שנית, זרימת הכספים והשליטה בהם.</w:t>
-      </w:r>
-      <w:r>
-        <w:rPr>
-          <w:rtl w:val="1"/>
-        </w:rPr>
-        <w:t xml:space="preserve"> יש לוודא לאן נכנסות התרומות, מי מחליט על ייעודן, וכיצד מתועד השימוש בהן. זהו הנתון שממנו נגזר אם לפנינו גיוס של העמותה או צינור אסור.</w:t>
+        <w:t>שנית, הנפקת קבלה מזכה בשם חותם מגלמת מצג שלפיו התרומה היא הכנסת חותם, המשמשת את מטרותיה הציבוריות שלה. כאשר הכסף מיועד בפועל לפעילות המגייס, המצג אינו אמת. תורם שמקבל בזכותו זיכוי ממס נהנה מהטבה בגין תרומה שאינה באמת לחותם, וזו התחמקות ממס.</w:t>
       </w:r>
     </w:p>
     <w:p>
@@ -297,7 +321,19 @@
         <w:rPr>
           <w:rtl w:val="1"/>
         </w:rPr>
-        <w:t>הערה נוספת: עצם מתן שירות סליקה לגורם חיצוני עלול, בנסיבות מסוימות, לחרוג ממטרות העמותה או להיחשב פעילות עסקית, ויש לבחון זאת בנפרד מסוגיית הקבלות.</w:t>
+        <w:t>שלישית, המבנה מפר את התחייבותה של חותם עצמה כמוסד מוכר, לפיה נכסיה והכנסותיה משמשים למטרותיה הציבוריות בלבד, ובכלל זה האיסור לתקצב או לתרום לגוף שאינו מוסד ציבורי מוכר.</w:t>
+      </w:r>
+    </w:p>
+    <w:p>
+      <w:pPr>
+        <w:bidi w:val="1"/>
+        <w:jc w:val="both"/>
+      </w:pPr>
+      <w:r>
+        <w:rPr>
+          <w:rtl w:val="1"/>
+        </w:rPr>
+        <w:t>רביעית, הנפקת קבלות שאינן משקפות תרומת אמת לחותם עלולה להקים חשיפה פלילית לפי סעיף 220 לפקודת מס הכנסה (עבירות מרמה במס, לרבות הכנת מסמכים כוזבים), החלה גם על נושאי משרה בעמותה.[4]</w:t>
       </w:r>
     </w:p>
     <w:p>
@@ -310,7 +346,7 @@
         <w:rPr>
           <w:rtl w:val="1"/>
         </w:rPr>
-        <w:t>ה. מסקנה</w:t>
+        <w:t>ה. האם קיים בכלל מסלול חוקי</w:t>
       </w:r>
     </w:p>
     <w:p>
@@ -322,7 +358,19 @@
         <w:rPr>
           <w:rtl w:val="1"/>
         </w:rPr>
-        <w:t>בכפוף לאימות שני הנתונים שלעיל, עמדתנו היא זו. ההסדר במתכונתו המתוארת, שבה הקמפיין מוגדר כשל המגייס והעמותה מספקת בעיקר את שמה, את מערכת הסליקה ואת פנקס הקבלות, איננו כשר, ומגלם מבנה של "עמותת צינור" על כל חשיפותיו. עם זאת, ניתן להכשיר את שיתוף הפעולה אם וכאשר יעוצב מחדש כך שיהיה במהותו גיוס של עמותת חותם עצמה, בהתקיים התנאים המצטברים שבפרק הבא.</w:t>
+        <w:t>מסלול חוקי אפשרי בתאוריה רק אם ישתנה יסוד העסקה כך שהגיוס יהיה במהותו גיוס של חותם עצמה, למטרותיה שלה, כשהתרומות נכנסות לחשבונה ונשארות בשליטתה המלאה ומשמשות את מטרותיה, והמגייס משמש נותן שירות מטעמה בלבד. ואולם המניע שהוצהר, מתן קבלות מזכות לתורמים של קמפיין שהוא של המגייס ולמען פעילותו, סותר בדיוק את התנאי הזה. כל עוד היעד האמיתי של הכספים הוא פעילות עמותת המגייס נטולת האישור, אין דרך להכשיר את המבנה.</w:t>
+      </w:r>
+    </w:p>
+    <w:p>
+      <w:pPr>
+        <w:bidi w:val="1"/>
+        <w:jc w:val="both"/>
+      </w:pPr>
+      <w:r>
+        <w:rPr>
+          <w:rtl w:val="1"/>
+        </w:rPr>
+        <w:t>חלופות לגיטימיות אפשריות, אך הן אינן ההסדר המתואר: שעמותת המגייס תגיש בעצמה בקשה לאישור לפי סעיף 46; או ששני הגופים יפעלו במיזם משותף אמיתי הנכנס בתוך מטרות חותם, שבו חותם שולטת בכספים ומפקחת על השימוש בהם ונושאת באחריות. אלה מסלולים אחרים, לא הכשרה של המבנה שהובא לפנינו.</w:t>
       </w:r>
     </w:p>
     <w:p>
@@ -335,7 +383,7 @@
         <w:rPr>
           <w:rtl w:val="1"/>
         </w:rPr>
-        <w:t>ו. תנאים מצטברים להכשרת ההסדר</w:t>
+        <w:t>ו. סיכונים וחשיפות</w:t>
       </w:r>
     </w:p>
     <w:p>
@@ -347,7 +395,7 @@
         <w:rPr>
           <w:rtl w:val="1"/>
         </w:rPr>
-        <w:t>1. מטרת הקמפיין נכללת בפועל בין המטרות הרשומות של חותם, ולא רק "מתיישבת עם המסרים". יש לאמת מול תקנון העמותה.</w:t>
+        <w:t>1. שלילת אישור ניהול תקין מרשם העמותות, על השלכותיה על פעילות חותם ועל יכולתה לגייס ולהתקשר.</w:t>
       </w:r>
     </w:p>
     <w:p>
@@ -359,7 +407,7 @@
         <w:rPr>
           <w:rtl w:val="1"/>
         </w:rPr>
-        <w:t>2. התרומות נכנסות לחשבון העמותה ונשארות בשליטתה המלאה, והעמותה היא שמחליטה על ייעודן ועל אופן השימוש בהן.</w:t>
+        <w:t>2. פגיעה במעמד חותם לפי סעיף 46, עד כדי סכנה לאישור עצמו.</w:t>
       </w:r>
     </w:p>
     <w:p>
@@ -371,7 +419,7 @@
         <w:rPr>
           <w:rtl w:val="1"/>
         </w:rPr>
-        <w:t>3. העמותה מפעילה פיקוח ובקרה אמיתיים על תוכן הקמפיין ועל השימוש בכספים, ומתעדת זאת.</w:t>
+        <w:t>3. חשיפת מס והחזרי מס, ואפשרות של הליכי שומה כלפי חותם וכלפי התורמים.</w:t>
       </w:r>
     </w:p>
     <w:p>
@@ -383,7 +431,7 @@
         <w:rPr>
           <w:rtl w:val="1"/>
         </w:rPr>
-        <w:t>4. הקמפיין מוצג ומתנהל כקמפיין של חותם, והתורם יודע בבירור שהוא תורם לעמותת חותם.</w:t>
+        <w:t>4. חשיפה פלילית לפי סעיף 220 לפקודה, לרבות של נושאי משרה בעמותה, בגין קבלות שאינן משקפות תרומת אמת.</w:t>
       </w:r>
     </w:p>
     <w:p>
@@ -395,43 +443,7 @@
         <w:rPr>
           <w:rtl w:val="1"/>
         </w:rPr>
-        <w:t>5. מעמד המגייס מוסדר בהסכם בכתב כנותן שירות או מגייס מטעם העמותה, ולא כבעל הכספים. הסדר התמורה למגייס, אם קיים, יהיה שקוף וסביר, ולא יעטה אופי של חלוקת רווחי העמותה.</w:t>
-      </w:r>
-    </w:p>
-    <w:p>
-      <w:pPr>
-        <w:bidi w:val="1"/>
-        <w:jc w:val="both"/>
-      </w:pPr>
-      <w:r>
-        <w:rPr>
-          <w:rtl w:val="1"/>
-        </w:rPr>
-        <w:t>6. אם לעמותה אישור לפי סעיף 46, אין להעביר כספים לגורם שאין לו אישור כזה, וכל קבלה תשקף תרומת אמת לעמותה ותנוסח כדין.</w:t>
-      </w:r>
-    </w:p>
-    <w:p>
-      <w:pPr>
-        <w:bidi w:val="1"/>
-        <w:jc w:val="both"/>
-      </w:pPr>
-      <w:r>
-        <w:rPr>
-          <w:rtl w:val="1"/>
-        </w:rPr>
-        <w:t>7. לא תינתן לתורם כל תמורה בעד תרומתו.</w:t>
-      </w:r>
-    </w:p>
-    <w:p>
-      <w:pPr>
-        <w:bidi w:val="1"/>
-        <w:jc w:val="both"/>
-      </w:pPr>
-      <w:r>
-        <w:rPr>
-          <w:rtl w:val="1"/>
-        </w:rPr>
-        <w:t>8. ההתקשרות והתקבולים ידווחו בספרי העמותה ובדוחותיה, ויובאו לאישור האורגנים המוסמכים ככל שנדרש לפי סכומם ומהותם.</w:t>
+        <w:t>5. חשיפה בהיבטי הלבנת הון ופיקוח, בשל שימוש בעמותה מוכרת כצינור מעבר לכספי גורם חיצוני.</w:t>
       </w:r>
     </w:p>
     <w:p>
@@ -444,7 +456,7 @@
         <w:rPr>
           <w:rtl w:val="1"/>
         </w:rPr>
-        <w:t>ז. הסתייגויות</w:t>
+        <w:t>ז. המלצה</w:t>
       </w:r>
     </w:p>
     <w:p>
@@ -456,7 +468,32 @@
         <w:rPr>
           <w:rtl w:val="1"/>
         </w:rPr>
-        <w:t>חוות דעת זו ניתנת על יסוד התיאור שנמסר, וכפופה לאימות התשתית העובדתית, ובכללה מעמד המס של העמותה וזרימת הכספים בפועל. אין בה כדי להחליף בדיקה פרטנית מול רואה החשבון של העמותה ומול הגורמים המוסמכים ברשות התאגידים וברשות המסים טרם קבלת החלטה סופית.</w:t>
+        <w:t>בהתבסס על העובדות שנמסרו, עמדתנו היא שאין לחותם להעמיד את מערכת הסליקה שלה ואת פנקס הקבלות המזכות שלה עבור הקמפיין במתכונת המתוארת. המבנה הוא עמותת צינור אסורה, וחושף את חותם, את נכסיה, את מעמדה לפי סעיף 46 ואת נושאי המשרה בה לסיכונים מנהליים, אזרחיים ופליליים כאחד. אם חותם מבקשת בכל זאת לשתף פעולה עם המגייס, יש לעצב מבנה שונה מיסודו, כמפורט בפרק ה, ולהעביר אותו לאישור רואה החשבון והיועץ המשפטי של העמותה מראש.</w:t>
+      </w:r>
+    </w:p>
+    <w:p>
+      <w:pPr>
+        <w:pStyle w:val="Heading2"/>
+        <w:bidi w:val="1"/>
+        <w:jc w:val="center"/>
+      </w:pPr>
+      <w:r>
+        <w:rPr>
+          <w:rtl w:val="1"/>
+        </w:rPr>
+        <w:t>ח. הסתייגויות ושכבת אימות שנותרה</w:t>
+      </w:r>
+    </w:p>
+    <w:p>
+      <w:pPr>
+        <w:bidi w:val="1"/>
+        <w:jc w:val="both"/>
+      </w:pPr>
+      <w:r>
+        <w:rPr>
+          <w:rtl w:val="1"/>
+        </w:rPr>
+        <w:t>חוות דעת זו ניתנת על יסוד העובדות שנמסרו על ידי המזמין. שכבת סעיף 46 אומתה מול מקור ראשוני (מסמך הלשכה המשפטית של הכנסת, סימוכין 043498-2021). מספרי הסעיפים המדויקים בהנחיות רשם העמותות וסקירת פסיקה נוספת בעניין עמותת צינור טעונים אימות ורבטים במקורות שאינם נגישים בסביבת העבודה הנוכחית, והם יוקשחו בעת פתיחתם. אין באמור כדי להחליף בדיקה פרטנית מול רואה החשבון של העמותה ומול הגורמים המוסמכים ברשות התאגידים וברשות המסים טרם קבלת החלטה.</w:t>
       </w:r>
     </w:p>
     <w:p>
@@ -469,7 +506,7 @@
           <w:sz w:val="18"/>
           <w:rtl w:val="1"/>
         </w:rPr>
-        <w:t>[1] חוק העמותות, התש"ם-1980; והנחיות רשם העמותות שברשות התאגידים, "הנחיות להתנהלות עמותות בהתאם לחוק העמותות, תש"ם-1980".</w:t>
+        <w:t>[1] חוק העמותות, התש"ם-1980; והנחיות רשם העמותות שברשות התאגידים, "הנחיות להתנהלות עמותות בהתאם לחוק העמותות, תש"ם-1980" (מספרי הסעיפים המדויקים טעונים אימות ורבטים).</w:t>
       </w:r>
     </w:p>
     <w:p>
@@ -482,7 +519,7 @@
           <w:sz w:val="18"/>
           <w:rtl w:val="1"/>
         </w:rPr>
-        <w:t>[2] הנחיות רשם העמותות בעניין העברת כספים ונכסים לגוף אחר, לרבות תנאי ההתאמה למטרות, מעמד הגוף הנהנה, ידיעת התורמים והפיקוח על השימוש.</w:t>
+        <w:t>[2] הנחיות רשם העמותות בעניין העברת כספים ונכסים לגוף אחר, לרבות תנאי ההתאמה למטרות, מעמד הגוף הנהנה, ידיעת התורמים והפיקוח על השימוש, והכלל שמוסד בעל אישור לפי סעיף 46 מעביר כספים לגוף בעל אישור בלבד.</w:t>
       </w:r>
     </w:p>
     <w:p>
@@ -495,7 +532,20 @@
           <w:sz w:val="18"/>
           <w:rtl w:val="1"/>
         </w:rPr>
-        <w:t>[3] סעיף 46 וסעיף 46א לפקודת מס הכנסה, וסעיף 9(2) שבו מוגדר "מוסד ציבורי". ההכרה טעונה אישור ועדת הכספים של הכנסת, ומגבילה מוסד מוכר להעברת כספים לגוף מוכר בלבד.</w:t>
+        <w:t>[3] מסמך הלשכה המשפטית של הכנסת, היועצת המשפטית לוועדת הכספים, "אישור מוסדות ציבור לפי סעיף 46 לפקודת מס הכנסה", סימוכין 043498-2021, מיום 6 במאי 2021: תנאי סעיף 9(2) למוסד ציבורי, וכתב ההתחייבות ובו האיסור לתקצב או לתרום לתאגידים שאינם מוסדות ציבור.</w:t>
+      </w:r>
+    </w:p>
+    <w:p>
+      <w:pPr>
+        <w:bidi w:val="1"/>
+        <w:jc w:val="both"/>
+      </w:pPr>
+      <w:r>
+        <w:rPr>
+          <w:sz w:val="18"/>
+          <w:rtl w:val="1"/>
+        </w:rPr>
+        <w:t>[4] סעיף 220 לפקודת מס הכנסה, עבירות מרמה שנעברו במזיד בכוונה להתחמק ממס, לרבות הכנת פנקסים או מסמכים כוזבים.</w:t>
       </w:r>
     </w:p>
     <w:sectPr>

--- a/חוות-דעת-חותם/תוצר/חוות-דעת-חותם.docx
+++ b/חוות-דעת-חותם/תוצר/חוות-דעת-חותם.docx
@@ -346,7 +346,7 @@
         <w:rPr>
           <w:rtl w:val="1"/>
         </w:rPr>
-        <w:t>ה. האם קיים בכלל מסלול חוקי</w:t>
+        <w:t>ה. המסלולים המותרים לפי הדין</w:t>
       </w:r>
     </w:p>
     <w:p>
@@ -358,7 +358,7 @@
         <w:rPr>
           <w:rtl w:val="1"/>
         </w:rPr>
-        <w:t>מסלול חוקי אפשרי בתאוריה רק אם ישתנה יסוד העסקה כך שהגיוס יהיה במהותו גיוס של חותם עצמה, למטרותיה שלה, כשהתרומות נכנסות לחשבונה ונשארות בשליטתה המלאה ומשמשות את מטרותיה, והמגייס משמש נותן שירות מטעמה בלבד. ואולם המניע שהוצהר, מתן קבלות מזכות לתורמים של קמפיין שהוא של המגייס ולמען פעילותו, סותר בדיוק את התנאי הזה. כל עוד היעד האמיתי של הכספים הוא פעילות עמותת המגייס נטולת האישור, אין דרך להכשיר את המבנה.</w:t>
+        <w:t>המבנה שהובא לפנינו אסור, אך הדבר אינו סוגר את הדלת בפני שיתוף פעולה. יש מסלולים לגיטימיים, ובלבד שהמהות שלהם אמיתית ולא מסווה. המבחן החוצה את כולם הוא כלכלי, ובודק מי מתעשר בסופו של דבר, חותם למטרותיה הציבוריות, או המגייס ועמותתו.</w:t>
       </w:r>
     </w:p>
     <w:p>
@@ -370,7 +370,111 @@
         <w:rPr>
           <w:rtl w:val="1"/>
         </w:rPr>
-        <w:t>חלופות לגיטימיות אפשריות, אך הן אינן ההסדר המתואר: שעמותת המגייס תגיש בעצמה בקשה לאישור לפי סעיף 46; או ששני הגופים יפעלו במיזם משותף אמיתי הנכנס בתוך מטרות חותם, שבו חותם שולטת בכספים ומפקחת על השימוש בהם ונושאת באחריות. אלה מסלולים אחרים, לא הכשרה של המבנה שהובא לפנינו.</w:t>
+        <w:t xml:space="preserve">1. </w:t>
+      </w:r>
+      <w:r>
+        <w:rPr>
+          <w:b/>
+          <w:bCs w:val="1"/>
+          <w:rtl w:val="1"/>
+        </w:rPr>
+        <w:t>עמותת המגייס תוציא לעצמה אישור לפי סעיף 46.</w:t>
+      </w:r>
+      <w:r>
+        <w:rPr>
+          <w:rtl w:val="1"/>
+        </w:rPr>
+        <w:t xml:space="preserve"> זהו הפתרון הנקי והישיר. משיהיה בידה אישור, תוכל להנפיק לתורמיה קבלות מזכות בעצמה, וחותם כלל אינה נדרשת. עד לקבלת האישור, אין תחליף להיעדרו.</w:t>
+      </w:r>
+    </w:p>
+    <w:p>
+      <w:pPr>
+        <w:bidi w:val="1"/>
+        <w:jc w:val="both"/>
+      </w:pPr>
+      <w:r>
+        <w:rPr>
+          <w:rtl w:val="1"/>
+        </w:rPr>
+        <w:t xml:space="preserve">2. </w:t>
+      </w:r>
+      <w:r>
+        <w:rPr>
+          <w:b/>
+          <w:bCs w:val="1"/>
+          <w:rtl w:val="1"/>
+        </w:rPr>
+        <w:t>קמפיין של חותם עצמה, שהמגייס מבצע עבורה בשכר.</w:t>
+      </w:r>
+      <w:r>
+        <w:rPr>
+          <w:rtl w:val="1"/>
+        </w:rPr>
+        <w:t xml:space="preserve"> מסלול זה חוקי אם וכאשר הגיוס הוא במהותו של חותם ולמטרותיה, והמגייס משמש נותן שירות (קמפיינר ופרזנטור) בשכר. עמותה רשאית לשכור מבצעים בשכר. תוקפו של המסלול מותנה בתנאים מצטברים: מטרת הקמפיין נכנסת בתוך מטרות חותם הרשומות; כל התרומות נכנסות לחשבון חותם ונשארות בשליטתה ומשמשות את מטרותיה; שכר המגייס סביר ובשווי שוק עבור עבודה מוגדרת, ואינו אחוז מן התרומות ואינו מנגנון המנקז אליו את הנטו; קיים הסכם שירות בכתב, בגילוי ובאישור האורגנים המוסמכים ובלא ניגוד עניינים; והקבלה נשארת אמת, שכן התורם תורם לחותם ולמטרותיה ויודע זאת. שכר בגובה שמנקז בפועל את הגיוס אל המגייס הופך את המסלול לעסקה מלאכותית, ומחזיר אותנו אל האיסור.</w:t>
+      </w:r>
+    </w:p>
+    <w:p>
+      <w:pPr>
+        <w:bidi w:val="1"/>
+        <w:jc w:val="both"/>
+      </w:pPr>
+      <w:r>
+        <w:rPr>
+          <w:rtl w:val="1"/>
+        </w:rPr>
+        <w:t xml:space="preserve">3. </w:t>
+      </w:r>
+      <w:r>
+        <w:rPr>
+          <w:b/>
+          <w:bCs w:val="1"/>
+          <w:rtl w:val="1"/>
+        </w:rPr>
+        <w:t>עמותת המגייס מגייסת בעצמה, בלא קבלות מזכות.</w:t>
+      </w:r>
+      <w:r>
+        <w:rPr>
+          <w:rtl w:val="1"/>
+        </w:rPr>
+        <w:t xml:space="preserve"> מסלול חוקי לחלוטין. התורמים פשוט אינם מקבלים הטבת מס, וזו בדיוק המשמעות של היעדר אישור לפי סעיף 46.</w:t>
+      </w:r>
+    </w:p>
+    <w:p>
+      <w:pPr>
+        <w:bidi w:val="1"/>
+        <w:jc w:val="both"/>
+      </w:pPr>
+      <w:r>
+        <w:rPr>
+          <w:rtl w:val="1"/>
+        </w:rPr>
+        <w:t xml:space="preserve">4. </w:t>
+      </w:r>
+      <w:r>
+        <w:rPr>
+          <w:b/>
+          <w:bCs w:val="1"/>
+          <w:rtl w:val="1"/>
+        </w:rPr>
+        <w:t>מיזם משותף אמיתי בהסכם.</w:t>
+      </w:r>
+      <w:r>
+        <w:rPr>
+          <w:rtl w:val="1"/>
+        </w:rPr>
+        <w:t xml:space="preserve"> אם קיימת מטרה משותפת הנכנסת בתוך מטרות חותם, ניתן לפעול במיזם משותף שבו חותם שולטת בכספים, מפקחת על השימוש בהם, נושאת באחריות ומדווחת כדין.</w:t>
+      </w:r>
+    </w:p>
+    <w:p>
+      <w:pPr>
+        <w:bidi w:val="1"/>
+        <w:jc w:val="both"/>
+      </w:pPr>
+      <w:r>
+        <w:rPr>
+          <w:rtl w:val="1"/>
+        </w:rPr>
+        <w:t>המכנה המשותף לכל המסלולים המותרים: הכסף משרת את מטרות חותם ונמצא בשליטתה, או שאינו עובר דרך אישור סעיף 46 של חותם כלל.</w:t>
       </w:r>
     </w:p>
     <w:p>
@@ -468,7 +572,7 @@
         <w:rPr>
           <w:rtl w:val="1"/>
         </w:rPr>
-        <w:t>בהתבסס על העובדות שנמסרו, עמדתנו היא שאין לחותם להעמיד את מערכת הסליקה שלה ואת פנקס הקבלות המזכות שלה עבור הקמפיין במתכונת המתוארת. המבנה הוא עמותת צינור אסורה, וחושף את חותם, את נכסיה, את מעמדה לפי סעיף 46 ואת נושאי המשרה בה לסיכונים מנהליים, אזרחיים ופליליים כאחד. אם חותם מבקשת בכל זאת לשתף פעולה עם המגייס, יש לעצב מבנה שונה מיסודו, כמפורט בפרק ה, ולהעביר אותו לאישור רואה החשבון והיועץ המשפטי של העמותה מראש.</w:t>
+        <w:t>בהתבסס על העובדות שנמסרו, עמדתנו היא שאין לחותם להעמיד את מערכת הסליקה שלה ואת פנקס הקבלות המזכות שלה עבור הקמפיין במתכונת המתוארת. המבנה הוא עמותת צינור אסורה, וחושף את חותם, את נכסיה, את מעמדה לפי סעיף 46 ואת נושאי המשרה בה לסיכונים מנהליים, אזרחיים ופליליים כאחד. עם זאת, שיתוף הפעולה אינו חסום כליל: אחד המסלולים המותרים שבפרק ה יכול לשמש חלופה חוקית, ובלבד שהמהות תהיה אמיתית. יש לבחור מסלול, לעצב אותו בהסכם בכתב, ולהעבירו לאישור רואה החשבון והיועץ המשפטי של העמותה מראש.</w:t>
       </w:r>
     </w:p>
     <w:p>

--- a/חוות-דעת-חותם/תוצר/חוות-דעת-חותם.docx
+++ b/חוות-דעת-חותם/תוצר/חוות-דעת-חותם.docx
@@ -358,7 +358,7 @@
         <w:rPr>
           <w:rtl w:val="1"/>
         </w:rPr>
-        <w:t>המבנה שהובא לפנינו אסור, אך הדבר אינו סוגר את הדלת בפני שיתוף פעולה. יש מסלולים לגיטימיים, ובלבד שהמהות שלהם אמיתית ולא מסווה. המבחן החוצה את כולם הוא כלכלי, ובודק מי מתעשר בסופו של דבר, חותם למטרותיה הציבוריות, או המגייס ועמותתו.</w:t>
+        <w:t>המבנה שהובא לפנינו אסור, אך הדבר אינו סוגר את הדלת בפני שיתוף פעולה. יש מסלולים לגיטימיים, ובלבד שהמהות שלהם אמיתית ולא מסווה. המבחן החוצה את כולם אינו על גובה שכרו של המבצע, אלא על יעד הכספים שגויסו. יש להבחין בין שני זרמי כסף נפרדים: התמורה למבצע, ששכר קבוע וסביר שנקבע מראש הוא הדרך התקינה לשלמו, ויעד התרומות עצמן. מבחן היעד שואל האם הקמפיין הוא במהותו של חותם ולמטרותיה, כך שהתרומות נשארות בשליטתה ומשמשות אותה, או שהוא של המגייס ורק עובר דרכה. קביעת שכר קבוע מראש למבצע מנקה את התשלום אליו, אך אינה משנה דבר לעניין יעד התרומות.</w:t>
       </w:r>
     </w:p>
     <w:p>
@@ -410,7 +410,7 @@
         <w:rPr>
           <w:rtl w:val="1"/>
         </w:rPr>
-        <w:t xml:space="preserve"> מסלול זה חוקי אם וכאשר הגיוס הוא במהותו של חותם ולמטרותיה, והמגייס משמש נותן שירות (קמפיינר ופרזנטור) בשכר. עמותה רשאית לשכור מבצעים בשכר. תוקפו של המסלול מותנה בתנאים מצטברים: מטרת הקמפיין נכנסת בתוך מטרות חותם הרשומות; כל התרומות נכנסות לחשבון חותם ונשארות בשליטתה ומשמשות את מטרותיה; שכר המגייס סביר ובשווי שוק עבור עבודה מוגדרת, ואינו אחוז מן התרומות ואינו מנגנון המנקז אליו את הנטו; קיים הסכם שירות בכתב, בגילוי ובאישור האורגנים המוסמכים ובלא ניגוד עניינים; והקבלה נשארת אמת, שכן התורם תורם לחותם ולמטרותיה ויודע זאת. שכר בגובה שמנקז בפועל את הגיוס אל המגייס הופך את המסלול לעסקה מלאכותית, ומחזיר אותנו אל האיסור.</w:t>
+        <w:t xml:space="preserve"> מסלול זה חוקי אם וכאשר הגיוס הוא במהותו של חותם ולמטרותיה, והמגייס משמש נותן שירות (קמפיינר ופרזנטור) בשכר. עמותה רשאית לשכור מבצעים בשכר. תוקפו של המסלול מותנה בתנאים מצטברים: מטרת הקמפיין נכנסת בתוך מטרות חותם הרשומות; כל התרומות נכנסות לחשבון חותם ונשארות בשליטתה ומשמשות את מטרותיה; שכר המגייס נקבע מראש כסכום קבוע וסביר בשווי שוק עבור עבודה מוגדרת, ולא כאחוז מן התרומות; קיים הסכם שירות בכתב, בגילוי ובאישור האורגנים המוסמכים ובלא ניגוד עניינים; והקבלה נשארת אמת, שכן התורם תורם לחותם ולמטרותיה ויודע זאת. יודגש כי אף שכר קבוע וסביר אינו מכשיר את המסלול אם הנטו שגויס מיועד בסופו של דבר לעמותת המגייס או לפעילותו. במקרה כזה מדובר בעסקה מלאכותית, המחזירה אותנו אל האיסור, ללא קשר לאופן שבו נקבע שכרו של המבצע.</w:t>
       </w:r>
     </w:p>
     <w:p>
@@ -462,7 +462,7 @@
         <w:rPr>
           <w:rtl w:val="1"/>
         </w:rPr>
-        <w:t xml:space="preserve"> אם קיימת מטרה משותפת הנכנסת בתוך מטרות חותם, ניתן לפעול במיזם משותף שבו חותם שולטת בכספים, מפקחת על השימוש בהם, נושאת באחריות ומדווחת כדין.</w:t>
+        <w:t xml:space="preserve"> אם קיימת מטרה משותפת הנכנסת בתוך מטרות חותם, ניתן לפעול במיזם משותף שבו חותם שולטת בכספים, מפקחת על השימוש בהם, נושאת באחריות ומדווחת כדין. ואולם, משום שלחותם יש אישור לפי סעיף 46 ולעמותת המגייס אין, המיזם אינו יכול להסתיים בהעברת הכספים שגויסו לעמותת המגייס, שכן העברה כזו נופלת על הכלל שמוסד מוכר מעביר כספים לגוף מוכר בלבד. לפיכך המסלול תקף רק אם חותם עצמה מפעילה את הכספים למען המטרה המשותפת, והמגייס תורם עבודה או שירות, אף בשכר קבוע, ואינו מקבל את פירות הגיוס. בנסיבות שלפנינו, מסלול זה מתכנס בפועל אל המסלול השני.</w:t>
       </w:r>
     </w:p>
     <w:p>
